--- a/работна/История.docx
+++ b/работна/История.docx
@@ -8,16 +8,18 @@
         <w:spacing w:after="0" w:line="240" w:lineRule="auto"/>
         <w:rPr>
           <w:rFonts w:ascii="Times New Roman" w:eastAsia="Times New Roman" w:hAnsi="Times New Roman" w:cs="Times New Roman"/>
-          <w:sz w:val="24"/>
-          <w:szCs w:val="24"/>
-          <w:lang w:eastAsia="bg-BG"/>
-        </w:rPr>
-      </w:pPr>
-      <w:r>
-        <w:rPr>
-          <w:rFonts w:ascii="Times New Roman" w:eastAsia="Times New Roman" w:hAnsi="Times New Roman" w:cs="Times New Roman"/>
-          <w:sz w:val="24"/>
-          <w:szCs w:val="24"/>
+          <w:b/>
+          <w:sz w:val="32"/>
+          <w:szCs w:val="32"/>
+          <w:lang w:eastAsia="bg-BG"/>
+        </w:rPr>
+      </w:pPr>
+      <w:r>
+        <w:rPr>
+          <w:rFonts w:ascii="Times New Roman" w:eastAsia="Times New Roman" w:hAnsi="Times New Roman" w:cs="Times New Roman"/>
+          <w:b/>
+          <w:sz w:val="32"/>
+          <w:szCs w:val="32"/>
           <w:bdr w:val="single" w:sz="2" w:space="0" w:color="E5E7EB" w:frame="1"/>
           <w:lang w:eastAsia="bg-BG"/>
         </w:rPr>
@@ -30,16 +32,18 @@
         <w:spacing w:after="0" w:line="240" w:lineRule="auto"/>
         <w:rPr>
           <w:rFonts w:ascii="Times New Roman" w:eastAsia="Times New Roman" w:hAnsi="Times New Roman" w:cs="Times New Roman"/>
-          <w:sz w:val="18"/>
-          <w:szCs w:val="18"/>
-          <w:lang w:eastAsia="bg-BG"/>
-        </w:rPr>
-      </w:pPr>
-      <w:r>
-        <w:rPr>
-          <w:rFonts w:ascii="Times New Roman" w:eastAsia="Times New Roman" w:hAnsi="Times New Roman" w:cs="Times New Roman"/>
-          <w:sz w:val="18"/>
-          <w:szCs w:val="18"/>
+          <w:b/>
+          <w:sz w:val="32"/>
+          <w:szCs w:val="32"/>
+          <w:lang w:eastAsia="bg-BG"/>
+        </w:rPr>
+      </w:pPr>
+      <w:r>
+        <w:rPr>
+          <w:rFonts w:ascii="Times New Roman" w:eastAsia="Times New Roman" w:hAnsi="Times New Roman" w:cs="Times New Roman"/>
+          <w:b/>
+          <w:sz w:val="32"/>
+          <w:szCs w:val="32"/>
           <w:lang w:eastAsia="bg-BG"/>
         </w:rPr>
         <w:t>Document</w:t>
@@ -51,16 +55,18 @@
         <w:spacing w:after="0" w:line="240" w:lineRule="auto"/>
         <w:rPr>
           <w:rFonts w:ascii="Times New Roman" w:eastAsia="Times New Roman" w:hAnsi="Times New Roman" w:cs="Times New Roman"/>
-          <w:sz w:val="24"/>
-          <w:szCs w:val="24"/>
-          <w:lang w:eastAsia="bg-BG"/>
-        </w:rPr>
-      </w:pPr>
-      <w:r>
-        <w:rPr>
-          <w:rFonts w:ascii="Times New Roman" w:eastAsia="Times New Roman" w:hAnsi="Times New Roman" w:cs="Times New Roman"/>
-          <w:sz w:val="24"/>
-          <w:szCs w:val="24"/>
+          <w:b/>
+          <w:sz w:val="32"/>
+          <w:szCs w:val="32"/>
+          <w:lang w:eastAsia="bg-BG"/>
+        </w:rPr>
+      </w:pPr>
+      <w:r>
+        <w:rPr>
+          <w:rFonts w:ascii="Times New Roman" w:eastAsia="Times New Roman" w:hAnsi="Times New Roman" w:cs="Times New Roman"/>
+          <w:b/>
+          <w:sz w:val="32"/>
+          <w:szCs w:val="32"/>
           <w:bdr w:val="single" w:sz="2" w:space="0" w:color="E5E7EB" w:frame="1"/>
           <w:lang w:eastAsia="bg-BG"/>
         </w:rPr>
@@ -73,16 +79,18 @@
         <w:spacing w:after="0" w:line="240" w:lineRule="auto"/>
         <w:rPr>
           <w:rFonts w:ascii="Times New Roman" w:eastAsia="Times New Roman" w:hAnsi="Times New Roman" w:cs="Times New Roman"/>
-          <w:sz w:val="18"/>
-          <w:szCs w:val="18"/>
-          <w:lang w:eastAsia="bg-BG"/>
-        </w:rPr>
-      </w:pPr>
-      <w:r>
-        <w:rPr>
-          <w:rFonts w:ascii="Times New Roman" w:eastAsia="Times New Roman" w:hAnsi="Times New Roman" w:cs="Times New Roman"/>
-          <w:sz w:val="18"/>
-          <w:szCs w:val="18"/>
+          <w:b/>
+          <w:sz w:val="32"/>
+          <w:szCs w:val="32"/>
+          <w:lang w:eastAsia="bg-BG"/>
+        </w:rPr>
+      </w:pPr>
+      <w:r>
+        <w:rPr>
+          <w:rFonts w:ascii="Times New Roman" w:eastAsia="Times New Roman" w:hAnsi="Times New Roman" w:cs="Times New Roman"/>
+          <w:b/>
+          <w:sz w:val="32"/>
+          <w:szCs w:val="32"/>
           <w:lang w:eastAsia="bg-BG"/>
         </w:rPr>
         <w:t>File</w:t>
@@ -94,21 +102,25 @@
         <w:spacing w:after="0" w:line="240" w:lineRule="auto"/>
         <w:rPr>
           <w:rFonts w:ascii="Times New Roman" w:eastAsia="Times New Roman" w:hAnsi="Times New Roman" w:cs="Times New Roman"/>
-          <w:sz w:val="24"/>
-          <w:szCs w:val="24"/>
-          <w:lang w:eastAsia="bg-BG"/>
-        </w:rPr>
-      </w:pPr>
-      <w:r>
-        <w:rPr>
-          <w:rFonts w:ascii="Times New Roman" w:eastAsia="Times New Roman" w:hAnsi="Times New Roman" w:cs="Times New Roman"/>
-          <w:sz w:val="24"/>
-          <w:szCs w:val="24"/>
+          <w:b/>
+          <w:sz w:val="32"/>
+          <w:szCs w:val="32"/>
+          <w:lang w:eastAsia="bg-BG"/>
+        </w:rPr>
+      </w:pPr>
+      <w:r>
+        <w:rPr>
+          <w:rFonts w:ascii="Times New Roman" w:eastAsia="Times New Roman" w:hAnsi="Times New Roman" w:cs="Times New Roman"/>
+          <w:b/>
+          <w:sz w:val="32"/>
+          <w:szCs w:val="32"/>
           <w:bdr w:val="single" w:sz="2" w:space="0" w:color="E5E7EB" w:frame="1"/>
           <w:lang w:eastAsia="bg-BG"/>
         </w:rPr>
         <w:t>views.py</w:t>
       </w:r>
+      <w:bookmarkStart w:id="0" w:name="_GoBack"/>
+      <w:bookmarkEnd w:id="0"/>
     </w:p>
     <w:p>
       <w:pPr>
@@ -116,16 +128,18 @@
         <w:spacing w:after="0" w:line="240" w:lineRule="auto"/>
         <w:rPr>
           <w:rFonts w:ascii="Times New Roman" w:eastAsia="Times New Roman" w:hAnsi="Times New Roman" w:cs="Times New Roman"/>
-          <w:sz w:val="18"/>
-          <w:szCs w:val="18"/>
-          <w:lang w:eastAsia="bg-BG"/>
-        </w:rPr>
-      </w:pPr>
-      <w:r>
-        <w:rPr>
-          <w:rFonts w:ascii="Times New Roman" w:eastAsia="Times New Roman" w:hAnsi="Times New Roman" w:cs="Times New Roman"/>
-          <w:sz w:val="18"/>
-          <w:szCs w:val="18"/>
+          <w:b/>
+          <w:sz w:val="32"/>
+          <w:szCs w:val="32"/>
+          <w:lang w:eastAsia="bg-BG"/>
+        </w:rPr>
+      </w:pPr>
+      <w:r>
+        <w:rPr>
+          <w:rFonts w:ascii="Times New Roman" w:eastAsia="Times New Roman" w:hAnsi="Times New Roman" w:cs="Times New Roman"/>
+          <w:b/>
+          <w:sz w:val="32"/>
+          <w:szCs w:val="32"/>
           <w:lang w:eastAsia="bg-BG"/>
         </w:rPr>
         <w:t>File</w:t>
@@ -695,6 +709,7 @@
           <w:szCs w:val="20"/>
           <w:lang w:eastAsia="bg-BG"/>
         </w:rPr>
+        <w:lastRenderedPageBreak/>
         <w:t>token</w:t>
       </w:r>
       <w:r>
@@ -761,7 +776,6 @@
           <w:szCs w:val="20"/>
           <w:lang w:eastAsia="bg-BG"/>
         </w:rPr>
-        <w:lastRenderedPageBreak/>
         <w:t>created_at</w:t>
       </w:r>
       <w:r>
@@ -1480,6 +1494,15 @@
           <w:lang w:eastAsia="bg-BG"/>
         </w:rPr>
         <w:br/>
+      </w:r>
+      <w:r>
+        <w:rPr>
+          <w:rFonts w:ascii="Times New Roman" w:eastAsia="Times New Roman" w:hAnsi="Times New Roman" w:cs="Times New Roman"/>
+          <w:sz w:val="20"/>
+          <w:szCs w:val="20"/>
+          <w:lang w:eastAsia="bg-BG"/>
+        </w:rPr>
+        <w:lastRenderedPageBreak/>
         <w:t xml:space="preserve">    if request.method == 'POST':</w:t>
       </w:r>
       <w:r>
@@ -1508,7 +1531,6 @@
           <w:szCs w:val="20"/>
           <w:lang w:eastAsia="bg-BG"/>
         </w:rPr>
-        <w:lastRenderedPageBreak/>
         <w:br/>
         <w:t xml:space="preserve">        if raw_content:</w:t>
       </w:r>
@@ -2151,6 +2173,7 @@
           <w:szCs w:val="20"/>
           <w:lang w:eastAsia="bg-BG"/>
         </w:rPr>
+        <w:lastRenderedPageBreak/>
         <w:br/>
         <w:t xml:space="preserve">        return render(request, 'main/read_secret.html', {</w:t>
       </w:r>
@@ -2162,15 +2185,6 @@
           <w:lang w:eastAsia="bg-BG"/>
         </w:rPr>
         <w:br/>
-      </w:r>
-      <w:r>
-        <w:rPr>
-          <w:rFonts w:ascii="Times New Roman" w:eastAsia="Times New Roman" w:hAnsi="Times New Roman" w:cs="Times New Roman"/>
-          <w:sz w:val="20"/>
-          <w:szCs w:val="20"/>
-          <w:lang w:eastAsia="bg-BG"/>
-        </w:rPr>
-        <w:lastRenderedPageBreak/>
         <w:t xml:space="preserve">            'secret_message': decrypted_text,</w:t>
       </w:r>
       <w:r>
@@ -2576,8 +2590,6 @@
         <w:br/>
         <w:t>{% endif %}</w:t>
       </w:r>
-      <w:bookmarkStart w:id="0" w:name="_GoBack"/>
-      <w:bookmarkEnd w:id="0"/>
     </w:p>
     <w:p>
       <w:pPr>
